--- a/tillsyn/Alingsås tillsynsbegäran.docx
+++ b/tillsyn/Alingsås tillsynsbegäran.docx
@@ -1,6 +1,6 @@
 
 <file path=word/document.xml><?xml version="1.0" encoding="utf-8"?>
-<w:document xmlns:wpc="http://schemas.microsoft.com/office/word/2010/wordprocessingCanvas" xmlns:cx="http://schemas.microsoft.com/office/drawing/2014/chartex" xmlns:cx1="http://schemas.microsoft.com/office/drawing/2015/9/8/chartex" xmlns:cx2="http://schemas.microsoft.com/office/drawing/2015/10/21/chartex" xmlns:cx3="http://schemas.microsoft.com/office/drawing/2016/5/9/chartex" xmlns:cx4="http://schemas.microsoft.com/office/drawing/2016/5/10/chartex" xmlns:cx5="http://schemas.microsoft.com/office/drawing/2016/5/11/chartex" xmlns:cx6="http://schemas.microsoft.com/office/drawing/2016/5/12/chartex" xmlns:cx7="http://schemas.microsoft.com/office/drawing/2016/5/13/chartex" xmlns:cx8="http://schemas.microsoft.com/office/drawing/2016/5/14/chartex" xmlns:mc="http://schemas.openxmlformats.org/markup-compatibility/2006" xmlns:aink="http://schemas.microsoft.com/office/drawing/2016/ink" xmlns:am3d="http://schemas.microsoft.com/office/drawing/2017/model3d" xmlns:o="urn:schemas-microsoft-com:office:office" xmlns:oel="http://schemas.microsoft.com/office/2019/extlst" xmlns:r="http://schemas.openxmlformats.org/officeDocument/2006/relationships" xmlns:m="http://schemas.openxmlformats.org/officeDocument/2006/math" xmlns:v="urn:schemas-microsoft-com:vml" xmlns:wp14="http://schemas.microsoft.com/office/word/2010/wordprocessingDrawing" xmlns:wp="http://schemas.openxmlformats.org/drawingml/2006/wordprocessingDrawing" xmlns:w10="urn:schemas-microsoft-com:office:word" xmlns:w="http://schemas.openxmlformats.org/wordprocessingml/2006/main" xmlns:w14="http://schemas.microsoft.com/office/word/2010/wordml" xmlns:w15="http://schemas.microsoft.com/office/word/2012/wordml" xmlns:w16cex="http://schemas.microsoft.com/office/word/2018/wordml/cex" xmlns:w16cid="http://schemas.microsoft.com/office/word/2016/wordml/cid" xmlns:w16="http://schemas.microsoft.com/office/word/2018/wordml" xmlns:w16sdtdh="http://schemas.microsoft.com/office/word/2020/wordml/sdtdatahash" xmlns:w16se="http://schemas.microsoft.com/office/word/2015/wordml/symex" xmlns:wpg="http://schemas.microsoft.com/office/word/2010/wordprocessingGroup" xmlns:wpi="http://schemas.microsoft.com/office/word/2010/wordprocessingInk" xmlns:wne="http://schemas.microsoft.com/office/word/2006/wordml" xmlns:wps="http://schemas.microsoft.com/office/word/2010/wordprocessingShape" mc:Ignorable="w14 w15 w16se w16cid w16 w16cex w16sdtdh wp14">
+<w:document xmlns:wpc="http://schemas.microsoft.com/office/word/2010/wordprocessingCanvas" xmlns:cx="http://schemas.microsoft.com/office/drawing/2014/chartex" xmlns:cx1="http://schemas.microsoft.com/office/drawing/2015/9/8/chartex" xmlns:cx2="http://schemas.microsoft.com/office/drawing/2015/10/21/chartex" xmlns:cx3="http://schemas.microsoft.com/office/drawing/2016/5/9/chartex" xmlns:cx4="http://schemas.microsoft.com/office/drawing/2016/5/10/chartex" xmlns:cx5="http://schemas.microsoft.com/office/drawing/2016/5/11/chartex" xmlns:cx6="http://schemas.microsoft.com/office/drawing/2016/5/12/chartex" xmlns:cx7="http://schemas.microsoft.com/office/drawing/2016/5/13/chartex" xmlns:cx8="http://schemas.microsoft.com/office/drawing/2016/5/14/chartex" xmlns:mc="http://schemas.openxmlformats.org/markup-compatibility/2006" xmlns:aink="http://schemas.microsoft.com/office/drawing/2016/ink" xmlns:am3d="http://schemas.microsoft.com/office/drawing/2017/model3d" xmlns:o="urn:schemas-microsoft-com:office:office" xmlns:oel="http://schemas.microsoft.com/office/2019/extlst" xmlns:r="http://schemas.openxmlformats.org/officeDocument/2006/relationships" xmlns:m="http://schemas.openxmlformats.org/officeDocument/2006/math" xmlns:v="urn:schemas-microsoft-com:vml" xmlns:wp14="http://schemas.microsoft.com/office/word/2010/wordprocessingDrawing" xmlns:wp="http://schemas.openxmlformats.org/drawingml/2006/wordprocessingDrawing" xmlns:w10="urn:schemas-microsoft-com:office:word" xmlns:w="http://schemas.openxmlformats.org/wordprocessingml/2006/main" xmlns:w14="http://schemas.microsoft.com/office/word/2010/wordml" xmlns:w15="http://schemas.microsoft.com/office/word/2012/wordml" xmlns:w16cex="http://schemas.microsoft.com/office/word/2018/wordml/cex" xmlns:w16cid="http://schemas.microsoft.com/office/word/2016/wordml/cid" xmlns:w16="http://schemas.microsoft.com/office/word/2018/wordml" xmlns:w16du="http://schemas.microsoft.com/office/word/2023/wordml/word16du" xmlns:w16sdtdh="http://schemas.microsoft.com/office/word/2020/wordml/sdtdatahash" xmlns:w16sdtfl="http://schemas.microsoft.com/office/word/2024/wordml/sdtformatlock" xmlns:w16se="http://schemas.microsoft.com/office/word/2015/wordml/symex" xmlns:wpg="http://schemas.microsoft.com/office/word/2010/wordprocessingGroup" xmlns:wpi="http://schemas.microsoft.com/office/word/2010/wordprocessingInk" xmlns:wne="http://schemas.microsoft.com/office/word/2006/wordml" xmlns:wps="http://schemas.microsoft.com/office/word/2010/wordprocessingShape" mc:Ignorable="w14 w15 w16se w16cid w16 w16cex w16sdtdh w16sdtfl w16du wp14">
   <w:body>
     <w:p>
       <w:pPr>
@@ -12,35 +12,7 @@
     </w:p>
     <w:p>
       <w:r>
-        <w:t>Detta dokument behandlar höga naturvärden i avverkningsanmälan Alingsås i Bjurholms kommun. Denna avverkningsanmälan inkom 2025-08-02 och omfattar 129,9 ha.</w:t>
-      </w:r>
-    </w:p>
-    <w:p>
-      <w:r>
-        <w:t>Vi begär härmed att Skogsstyrelsen fattar beslut enligt miljöbalken som säkerställer att skogens höga naturvärden bevaras samt säkerställer att EU-lagstiftning efterlevs och att artskyddsbrott förhindras. Vi önskar även ta del av de ställningstaganden och beslut som myndigheterna meddelar till följd av aktuell avverkningsanmälan och föreningens inlaga (se 34 § förvaltningslagen).</w:t>
-      </w:r>
-    </w:p>
-    <w:p>
-      <w:r>
-        <w:t>Nedan beskrivs fynd av naturvårdsarter som gjorts i det avverkningsanmälda området.</w:t>
-      </w:r>
-    </w:p>
-    <w:p>
-      <w:pPr>
-        <w:pStyle w:val="Heading1"/>
-      </w:pPr>
-      <w:r>
-        <w:t>Naturvårdsarter</w:t>
-      </w:r>
-    </w:p>
-    <w:p>
-      <w:r>
-        <w:t>I avverkningsanmälan har följande 4 naturvårdsarter hittats: liten sotlav (VU), doftskinn (NT), granticka (NT) och ullticka (NT). Av dessa är 4 rödlistade. För rödlistade arter har rödlistekategorin angivits inom parentes.</w:t>
-      </w:r>
-    </w:p>
-    <w:p>
-      <w:r>
-        <w:t>De påträffade naturvårdsarterna är ett tydligt kvitto på att detta rör sig om en skog med höga naturvärden. I Figur 1 visas en karta över det avverkningsanmälda området, där samtliga fyndplatser för naturvårdsarter som finns registrerade på Artportalen har markerats.</w:t>
+        <w:t>Denna tillsynsbegäran behandlar höga naturvärden i avverkningsanmälan Alingsås i Bjurholms kommun som inkom 2026-07-12 och omfattar 129,9 ha.</w:t>
       </w:r>
     </w:p>
     <w:p>
@@ -50,7 +22,7 @@
       <w:r>
         <w:drawing>
           <wp:inline xmlns:a="http://schemas.openxmlformats.org/drawingml/2006/main" xmlns:pic="http://schemas.openxmlformats.org/drawingml/2006/picture">
-            <wp:extent cx="5486400" cy="5889325"/>
+            <wp:extent cx="5367970" cy="5724000"/>
             <wp:docPr id="1" name="Picture 1"/>
             <wp:cNvGraphicFramePr>
               <a:graphicFrameLocks noChangeAspect="1"/>
@@ -71,7 +43,7 @@
                   <pic:spPr>
                     <a:xfrm>
                       <a:off x="0" y="0"/>
-                      <a:ext cx="5486400" cy="5889325"/>
+                      <a:ext cx="5367970" cy="5724000"/>
                     </a:xfrm>
                     <a:prstGeom prst="rect"/>
                   </pic:spPr>
@@ -85,9 +57,66 @@
     <w:p>
       <w:pPr>
         <w:pStyle w:val="Caption"/>
+        <w:spacing w:after="240"/>
       </w:pPr>
       <w:r>
-        <w:t>Figur 1. Fyndplatser för naturvårdsarter i det avverkningsanmälda området (röd linje). Markörer utan svart kant är placerade på fyndplatsen. Markörer med svart kant är placerade vid sidan av fyndplatsen och har ett svart streck som visar fyndplatsens exakta position. Kartans mittpunktskoordinat är N 7114920, E 678136 i SWEREF 99 TM.</w:t>
+        <w:t>Figur 1. Fyndplatser för naturvårdsarter i avverkningsanmälan. Markörer utan svart kant är placerade på fyndplatsen. Markörer med svart kant är placerade vid sidan av fyndplatsen har ett svart streck som visar fyndplatsens exakta position. Kartans mittpunktskoordinat är N 7114920, E 678136 i SWEREF 99 TM.</w:t>
+      </w:r>
+    </w:p>
+    <w:p>
+      <w:r>
+        <w:t>I avverkningsanmälan finns fynd av 3 naturvårdsarter, varav 3 är rödlistade och 3 är typiska (T): liten sotlav (VU, T), doftskinn (NT, T) och ullticka (NT, T). Se Figur 1.</w:t>
+      </w:r>
+    </w:p>
+    <w:p>
+      <w:pPr>
+        <w:pStyle w:val="Heading1"/>
+      </w:pPr>
+      <w:r>
+        <w:t>Tillsynsbegäran</w:t>
+      </w:r>
+    </w:p>
+    <w:p>
+      <w:r>
+        <w:t>Vi begär härmed att Skogsstyrelsen fattar beslut enligt miljöbalken som säkerställer att skogens höga naturvärden bevaras samt att EU-lagstiftning efterlevs och att artskyddsbrott förhindras.</w:t>
+      </w:r>
+    </w:p>
+    <w:p>
+      <w:r>
+        <w:t>Vi önskar även ta del av de ställningstaganden och beslut som myndigheten meddelar till följd av aktuell avverkningsanmälan och föreningens inlaga (se 34 § förvaltningslagen).</w:t>
+      </w:r>
+    </w:p>
+    <w:p>
+      <w:pPr>
+        <w:pStyle w:val="Heading1"/>
+      </w:pPr>
+      <w:r>
+        <w:t>Naturvårdsarter och fridlysta arter</w:t>
+      </w:r>
+    </w:p>
+    <w:p>
+      <w:r>
+        <w:t>Nedan följer beskrivningar av de naturvårdsarter och fridlysta arter som har sina livsmiljöer och växtplatser i den avverkningsanmälda skogen. De påträffade naturvårdsarterna är ett tydligt kvitto på att det rör sig om en skog med höga naturvärden.</w:t>
+      </w:r>
+    </w:p>
+    <w:p>
+      <w:r>
+        <w:rPr>
+          <w:b/>
+        </w:rPr>
+        <w:t>Liten sotlav (VU)</w:t>
+      </w:r>
+      <w:r>
+        <w:t xml:space="preserve"> förekommer i gamla brandrefugiala boreala granskogar där den oftast påträffas på grovbarkiga, senvuxna, mycket gamla granar. Arten är en av de mest krävande arterna i fuktig grannaturskog och är placerad högst upp i Skogsstyrelsens värdepyramid för bedömning av skog med höga naturvärden. Samtliga förekomster bör skyddas. Liten sotlav är typisk art för </w:t>
+      </w:r>
+      <w:r>
+        <w:rPr>
+          <w:i/>
+        </w:rPr>
+        <w:t>9010 Taiga</w:t>
+      </w:r>
+      <w:r>
+        <w:t xml:space="preserve"> (SLU Artdatabanken, 2024; Nitare &amp; Skogsstyrelsen, 2019).</w:t>
       </w:r>
     </w:p>
     <w:p>
@@ -98,29 +127,16 @@
         <w:t>Doftskinn (NT)</w:t>
       </w:r>
       <w:r>
-        <w:t>, rödlistad som nära hotad, är en mycket bra signalart för boreal granskog och indikerar ett gran-skogsekosystem med lång kontinuitet av grova lågor. Arten är placerad i toppen av Skogsstyrelsens värdepyramid för bedömning av skog med höga naturvärden och har klassats som en “urskogsindikator”, då den förekommer med ett tydligt optimum i helt eller nästan helt orörda skogar (Nitare &amp; Skogsstyrelsen, 2019).</w:t>
+        <w:t xml:space="preserve">, rödlistad som nära hotad, är en mycket bra signalart för boreal granskog och indikerar ett gran-skogsekosystem med lång kontinuitet av grova lågor. Arten är placerad i toppen av Skogsstyrelsens värdepyramid för bedömning av skog med höga naturvärden och har klassats som en “urskogsindikator”, då den förekommer med ett tydligt optimum i helt eller nästan helt orörda skogar. Doftskinn är typisk art för </w:t>
       </w:r>
-    </w:p>
-    <w:p>
       <w:r>
         <w:rPr>
-          <w:b/>
+          <w:i/>
         </w:rPr>
-        <w:t>Granticka (NT)</w:t>
+        <w:t xml:space="preserve">9010 Taiga </w:t>
       </w:r>
       <w:r>
-        <w:t xml:space="preserve"> förekommer främst i äldre skogar med naturskogskaraktär, liksom i dimensionsavverkade och plockhuggna skogar. I äldre grannaturskog i norra Sverige är den alltjämt en förhållandevis vanlig karaktärsart, medan den längre söderut blir allt mer sällsynt. I Götaland och delar av Svealand är den en god signalart för skyddsvärda granskogsmiljöer. Arten bedöms ha minskat starkt under senare år på grund av skogsavverkningar, då den framför allt växer i äldre granskog med långvarig grankontinuitet. I urskogsliknande bestånd i norra Sverige kan ibland påträffas den mycket sällsynta tickan grantickeporing (VU), som lever på döda grantickor (SLU Artdatabanken, 2024; Nitare &amp; Skogsstyrelsen, 2019).</w:t>
-      </w:r>
-    </w:p>
-    <w:p>
-      <w:r>
-        <w:rPr>
-          <w:b/>
-        </w:rPr>
-        <w:t>Liten sotlav (VU)</w:t>
-      </w:r>
-      <w:r>
-        <w:t xml:space="preserve"> förekommer i gamla brandrefugiala boreala granskogar där den oftast påträffas på grovbarkiga, senvuxna, mycket gamla granar. Arten är en av de mest krävande arterna i fuktig grannaturskog och är placerad högst upp i Skogsstyrelsens värdepyramid för bedömning av skog med höga naturvärden. Samtliga förekomster bör skyddas (SLU Artdatabanken, 2024; Nitare &amp; Skogsstyrelsen, 2019).</w:t>
+        <w:t>(SLU Artdatabanken, 2025; Nitare &amp; Skogsstyrelsen, 2019).</w:t>
       </w:r>
     </w:p>
     <w:p>
@@ -131,7 +147,7 @@
         <w:t>Ullticka (NT)</w:t>
       </w:r>
       <w:r>
-        <w:t xml:space="preserve"> är knuten till restbestånd av barrnaturskog och förekommer med ett tydligt optimum i orörda eller måttligt påverkade gamla granskogar där det föreligger viss kontinuitet av grov död ved. Ullticka är en bra signalart inom hela sitt utbredningsområde och i södra Sverige är den sällsynt och en god signalart för skyddsvärda granskogsmiljöer. Den hotas av avverkning och fragmentering av naturskog och äldre granskog med lång trädkontinuitet. På ullticka kan ibland ulltickeporing (VU) påträffas - det är en sällsynt ticka som nyligen delats upp i tre olika arter: </w:t>
+        <w:t xml:space="preserve"> är knuten till restbestånd av barrnaturskog och förekommer med ett tydligt optimum i orörda eller måttligt påverkade gamla granskogar där det föreligger viss kontinuitet av grov död ved. Ullticka är en bra signalart inom hela sitt utbredningsområde och i södra Sverige är den sällsynt och en god signalart för skyddsvärda granskogsmiljöer. Den hotas av avverkning och fragmentering av naturskog och äldre granskog med lång trädkontinuitet. På ullticka kan ibland ulltickeporing (VU) påträffas - det är en sällsynt ticka som nyligen delats upp i de tre olika arterna ulltickeporing </w:t>
       </w:r>
       <w:r>
         <w:rPr>
@@ -140,16 +156,43 @@
         <w:t xml:space="preserve">Skeletocutis brevispora </w:t>
       </w:r>
       <w:r>
-        <w:t>(ulltickeporing)</w:t>
+        <w:t>(VU)</w:t>
       </w:r>
       <w:r>
         <w:rPr>
           <w:i/>
         </w:rPr>
-        <w:t>, Skeletocutis delicata och Skeletocutis exilis</w:t>
+        <w:t>, Skeletocutis delicata</w:t>
       </w:r>
       <w:r>
-        <w:t>. De två sistnämnda arterna står för närvarande (2020) som ej bedömda i rödlistan (SLU Artdatabanken, 2024; Nitare &amp; Skogsstyrelsen, 2019; Miettinen &amp; Niemelä, 2018).</w:t>
+        <w:t xml:space="preserve"> (VU)</w:t>
+      </w:r>
+      <w:r>
+        <w:rPr>
+          <w:i/>
+        </w:rPr>
+        <w:t xml:space="preserve"> och Skeletocutis exilis</w:t>
+      </w:r>
+      <w:r>
+        <w:t xml:space="preserve"> (NT). Ullticka är typisk art för </w:t>
+      </w:r>
+      <w:r>
+        <w:rPr>
+          <w:i/>
+        </w:rPr>
+        <w:t xml:space="preserve">9010 Taiga, 9050 Näringsrik granskog </w:t>
+      </w:r>
+      <w:r>
+        <w:t xml:space="preserve">och </w:t>
+      </w:r>
+      <w:r>
+        <w:rPr>
+          <w:i/>
+        </w:rPr>
+        <w:t>9030 Landhöjningsskog</w:t>
+      </w:r>
+      <w:r>
+        <w:t xml:space="preserve"> (SLU Artdatabanken, 2026; Nitare &amp; Skogsstyrelsen, 2019; Miettinen &amp; Niemelä, 2018).</w:t>
       </w:r>
     </w:p>
     <w:sectPr>
@@ -170,7 +213,7 @@
 </file>
 
 <file path=word/endnotes.xml><?xml version="1.0" encoding="utf-8"?>
-<w:endnotes xmlns:wpc="http://schemas.microsoft.com/office/word/2010/wordprocessingCanvas" xmlns:cx="http://schemas.microsoft.com/office/drawing/2014/chartex" xmlns:cx1="http://schemas.microsoft.com/office/drawing/2015/9/8/chartex" xmlns:cx2="http://schemas.microsoft.com/office/drawing/2015/10/21/chartex" xmlns:cx3="http://schemas.microsoft.com/office/drawing/2016/5/9/chartex" xmlns:cx4="http://schemas.microsoft.com/office/drawing/2016/5/10/chartex" xmlns:cx5="http://schemas.microsoft.com/office/drawing/2016/5/11/chartex" xmlns:cx6="http://schemas.microsoft.com/office/drawing/2016/5/12/chartex" xmlns:cx7="http://schemas.microsoft.com/office/drawing/2016/5/13/chartex" xmlns:cx8="http://schemas.microsoft.com/office/drawing/2016/5/14/chartex" xmlns:mc="http://schemas.openxmlformats.org/markup-compatibility/2006" xmlns:aink="http://schemas.microsoft.com/office/drawing/2016/ink" xmlns:am3d="http://schemas.microsoft.com/office/drawing/2017/model3d" xmlns:o="urn:schemas-microsoft-com:office:office" xmlns:oel="http://schemas.microsoft.com/office/2019/extlst" xmlns:r="http://schemas.openxmlformats.org/officeDocument/2006/relationships" xmlns:m="http://schemas.openxmlformats.org/officeDocument/2006/math" xmlns:v="urn:schemas-microsoft-com:vml" xmlns:wp14="http://schemas.microsoft.com/office/word/2010/wordprocessingDrawing" xmlns:wp="http://schemas.openxmlformats.org/drawingml/2006/wordprocessingDrawing" xmlns:w10="urn:schemas-microsoft-com:office:word" xmlns:w="http://schemas.openxmlformats.org/wordprocessingml/2006/main" xmlns:w14="http://schemas.microsoft.com/office/word/2010/wordml" xmlns:w15="http://schemas.microsoft.com/office/word/2012/wordml" xmlns:w16cex="http://schemas.microsoft.com/office/word/2018/wordml/cex" xmlns:w16cid="http://schemas.microsoft.com/office/word/2016/wordml/cid" xmlns:w16="http://schemas.microsoft.com/office/word/2018/wordml" xmlns:w16sdtdh="http://schemas.microsoft.com/office/word/2020/wordml/sdtdatahash" xmlns:w16se="http://schemas.microsoft.com/office/word/2015/wordml/symex" xmlns:wpg="http://schemas.microsoft.com/office/word/2010/wordprocessingGroup" xmlns:wpi="http://schemas.microsoft.com/office/word/2010/wordprocessingInk" xmlns:wne="http://schemas.microsoft.com/office/word/2006/wordml" xmlns:wps="http://schemas.microsoft.com/office/word/2010/wordprocessingShape" mc:Ignorable="w14 w15 w16se w16cid w16 w16cex w16sdtdh wp14">
+<w:endnotes xmlns:wpc="http://schemas.microsoft.com/office/word/2010/wordprocessingCanvas" xmlns:cx="http://schemas.microsoft.com/office/drawing/2014/chartex" xmlns:cx1="http://schemas.microsoft.com/office/drawing/2015/9/8/chartex" xmlns:cx2="http://schemas.microsoft.com/office/drawing/2015/10/21/chartex" xmlns:cx3="http://schemas.microsoft.com/office/drawing/2016/5/9/chartex" xmlns:cx4="http://schemas.microsoft.com/office/drawing/2016/5/10/chartex" xmlns:cx5="http://schemas.microsoft.com/office/drawing/2016/5/11/chartex" xmlns:cx6="http://schemas.microsoft.com/office/drawing/2016/5/12/chartex" xmlns:cx7="http://schemas.microsoft.com/office/drawing/2016/5/13/chartex" xmlns:cx8="http://schemas.microsoft.com/office/drawing/2016/5/14/chartex" xmlns:mc="http://schemas.openxmlformats.org/markup-compatibility/2006" xmlns:aink="http://schemas.microsoft.com/office/drawing/2016/ink" xmlns:am3d="http://schemas.microsoft.com/office/drawing/2017/model3d" xmlns:o="urn:schemas-microsoft-com:office:office" xmlns:oel="http://schemas.microsoft.com/office/2019/extlst" xmlns:r="http://schemas.openxmlformats.org/officeDocument/2006/relationships" xmlns:m="http://schemas.openxmlformats.org/officeDocument/2006/math" xmlns:v="urn:schemas-microsoft-com:vml" xmlns:wp14="http://schemas.microsoft.com/office/word/2010/wordprocessingDrawing" xmlns:wp="http://schemas.openxmlformats.org/drawingml/2006/wordprocessingDrawing" xmlns:w10="urn:schemas-microsoft-com:office:word" xmlns:w="http://schemas.openxmlformats.org/wordprocessingml/2006/main" xmlns:w14="http://schemas.microsoft.com/office/word/2010/wordml" xmlns:w15="http://schemas.microsoft.com/office/word/2012/wordml" xmlns:w16cex="http://schemas.microsoft.com/office/word/2018/wordml/cex" xmlns:w16cid="http://schemas.microsoft.com/office/word/2016/wordml/cid" xmlns:w16="http://schemas.microsoft.com/office/word/2018/wordml" xmlns:w16du="http://schemas.microsoft.com/office/word/2023/wordml/word16du" xmlns:w16sdtdh="http://schemas.microsoft.com/office/word/2020/wordml/sdtdatahash" xmlns:w16sdtfl="http://schemas.microsoft.com/office/word/2024/wordml/sdtformatlock" xmlns:w16se="http://schemas.microsoft.com/office/word/2015/wordml/symex" xmlns:wpg="http://schemas.microsoft.com/office/word/2010/wordprocessingGroup" xmlns:wpi="http://schemas.microsoft.com/office/word/2010/wordprocessingInk" xmlns:wne="http://schemas.microsoft.com/office/word/2006/wordml" xmlns:wps="http://schemas.microsoft.com/office/word/2010/wordprocessingShape" mc:Ignorable="w14 w15 w16se w16cid w16 w16cex w16sdtdh w16sdtfl w16du wp14">
   <w:endnote w:type="separator" w:id="-1">
     <w:p>
       <w:pPr>
@@ -195,7 +238,7 @@
 </file>
 
 <file path=word/footer1.xml><?xml version="1.0" encoding="utf-8"?>
-<w:ftr xmlns:wpc="http://schemas.microsoft.com/office/word/2010/wordprocessingCanvas" xmlns:cx="http://schemas.microsoft.com/office/drawing/2014/chartex" xmlns:cx1="http://schemas.microsoft.com/office/drawing/2015/9/8/chartex" xmlns:cx2="http://schemas.microsoft.com/office/drawing/2015/10/21/chartex" xmlns:cx3="http://schemas.microsoft.com/office/drawing/2016/5/9/chartex" xmlns:cx4="http://schemas.microsoft.com/office/drawing/2016/5/10/chartex" xmlns:cx5="http://schemas.microsoft.com/office/drawing/2016/5/11/chartex" xmlns:cx6="http://schemas.microsoft.com/office/drawing/2016/5/12/chartex" xmlns:cx7="http://schemas.microsoft.com/office/drawing/2016/5/13/chartex" xmlns:cx8="http://schemas.microsoft.com/office/drawing/2016/5/14/chartex" xmlns:mc="http://schemas.openxmlformats.org/markup-compatibility/2006" xmlns:aink="http://schemas.microsoft.com/office/drawing/2016/ink" xmlns:am3d="http://schemas.microsoft.com/office/drawing/2017/model3d" xmlns:o="urn:schemas-microsoft-com:office:office" xmlns:oel="http://schemas.microsoft.com/office/2019/extlst" xmlns:r="http://schemas.openxmlformats.org/officeDocument/2006/relationships" xmlns:m="http://schemas.openxmlformats.org/officeDocument/2006/math" xmlns:v="urn:schemas-microsoft-com:vml" xmlns:wp14="http://schemas.microsoft.com/office/word/2010/wordprocessingDrawing" xmlns:wp="http://schemas.openxmlformats.org/drawingml/2006/wordprocessingDrawing" xmlns:w10="urn:schemas-microsoft-com:office:word" xmlns:w="http://schemas.openxmlformats.org/wordprocessingml/2006/main" xmlns:w14="http://schemas.microsoft.com/office/word/2010/wordml" xmlns:w15="http://schemas.microsoft.com/office/word/2012/wordml" xmlns:w16cex="http://schemas.microsoft.com/office/word/2018/wordml/cex" xmlns:w16cid="http://schemas.microsoft.com/office/word/2016/wordml/cid" xmlns:w16="http://schemas.microsoft.com/office/word/2018/wordml" xmlns:w16sdtdh="http://schemas.microsoft.com/office/word/2020/wordml/sdtdatahash" xmlns:w16se="http://schemas.microsoft.com/office/word/2015/wordml/symex" xmlns:wpg="http://schemas.microsoft.com/office/word/2010/wordprocessingGroup" xmlns:wpi="http://schemas.microsoft.com/office/word/2010/wordprocessingInk" xmlns:wne="http://schemas.microsoft.com/office/word/2006/wordml" xmlns:wps="http://schemas.microsoft.com/office/word/2010/wordprocessingShape" mc:Ignorable="w14 w15 w16se w16cid w16 w16cex w16sdtdh wp14">
+<w:ftr xmlns:wpc="http://schemas.microsoft.com/office/word/2010/wordprocessingCanvas" xmlns:cx="http://schemas.microsoft.com/office/drawing/2014/chartex" xmlns:cx1="http://schemas.microsoft.com/office/drawing/2015/9/8/chartex" xmlns:cx2="http://schemas.microsoft.com/office/drawing/2015/10/21/chartex" xmlns:cx3="http://schemas.microsoft.com/office/drawing/2016/5/9/chartex" xmlns:cx4="http://schemas.microsoft.com/office/drawing/2016/5/10/chartex" xmlns:cx5="http://schemas.microsoft.com/office/drawing/2016/5/11/chartex" xmlns:cx6="http://schemas.microsoft.com/office/drawing/2016/5/12/chartex" xmlns:cx7="http://schemas.microsoft.com/office/drawing/2016/5/13/chartex" xmlns:cx8="http://schemas.microsoft.com/office/drawing/2016/5/14/chartex" xmlns:mc="http://schemas.openxmlformats.org/markup-compatibility/2006" xmlns:aink="http://schemas.microsoft.com/office/drawing/2016/ink" xmlns:am3d="http://schemas.microsoft.com/office/drawing/2017/model3d" xmlns:o="urn:schemas-microsoft-com:office:office" xmlns:oel="http://schemas.microsoft.com/office/2019/extlst" xmlns:r="http://schemas.openxmlformats.org/officeDocument/2006/relationships" xmlns:m="http://schemas.openxmlformats.org/officeDocument/2006/math" xmlns:v="urn:schemas-microsoft-com:vml" xmlns:wp14="http://schemas.microsoft.com/office/word/2010/wordprocessingDrawing" xmlns:wp="http://schemas.openxmlformats.org/drawingml/2006/wordprocessingDrawing" xmlns:w10="urn:schemas-microsoft-com:office:word" xmlns:w="http://schemas.openxmlformats.org/wordprocessingml/2006/main" xmlns:w14="http://schemas.microsoft.com/office/word/2010/wordml" xmlns:w15="http://schemas.microsoft.com/office/word/2012/wordml" xmlns:w16cex="http://schemas.microsoft.com/office/word/2018/wordml/cex" xmlns:w16cid="http://schemas.microsoft.com/office/word/2016/wordml/cid" xmlns:w16="http://schemas.microsoft.com/office/word/2018/wordml" xmlns:w16du="http://schemas.microsoft.com/office/word/2023/wordml/word16du" xmlns:w16sdtdh="http://schemas.microsoft.com/office/word/2020/wordml/sdtdatahash" xmlns:w16sdtfl="http://schemas.microsoft.com/office/word/2024/wordml/sdtformatlock" xmlns:w16se="http://schemas.microsoft.com/office/word/2015/wordml/symex" xmlns:wpg="http://schemas.microsoft.com/office/word/2010/wordprocessingGroup" xmlns:wpi="http://schemas.microsoft.com/office/word/2010/wordprocessingInk" xmlns:wne="http://schemas.microsoft.com/office/word/2006/wordml" xmlns:wps="http://schemas.microsoft.com/office/word/2010/wordprocessingShape" mc:Ignorable="w14 w15 w16se w16cid w16 w16cex w16sdtdh w16sdtfl w16du wp14">
   <w:p>
     <w:pPr>
       <w:pStyle w:val="Footer"/>
@@ -205,7 +248,7 @@
 </file>
 
 <file path=word/footer2.xml><?xml version="1.0" encoding="utf-8"?>
-<w:ftr xmlns:wpc="http://schemas.microsoft.com/office/word/2010/wordprocessingCanvas" xmlns:cx="http://schemas.microsoft.com/office/drawing/2014/chartex" xmlns:cx1="http://schemas.microsoft.com/office/drawing/2015/9/8/chartex" xmlns:cx2="http://schemas.microsoft.com/office/drawing/2015/10/21/chartex" xmlns:cx3="http://schemas.microsoft.com/office/drawing/2016/5/9/chartex" xmlns:cx4="http://schemas.microsoft.com/office/drawing/2016/5/10/chartex" xmlns:cx5="http://schemas.microsoft.com/office/drawing/2016/5/11/chartex" xmlns:cx6="http://schemas.microsoft.com/office/drawing/2016/5/12/chartex" xmlns:cx7="http://schemas.microsoft.com/office/drawing/2016/5/13/chartex" xmlns:cx8="http://schemas.microsoft.com/office/drawing/2016/5/14/chartex" xmlns:mc="http://schemas.openxmlformats.org/markup-compatibility/2006" xmlns:aink="http://schemas.microsoft.com/office/drawing/2016/ink" xmlns:am3d="http://schemas.microsoft.com/office/drawing/2017/model3d" xmlns:o="urn:schemas-microsoft-com:office:office" xmlns:oel="http://schemas.microsoft.com/office/2019/extlst" xmlns:r="http://schemas.openxmlformats.org/officeDocument/2006/relationships" xmlns:m="http://schemas.openxmlformats.org/officeDocument/2006/math" xmlns:v="urn:schemas-microsoft-com:vml" xmlns:wp14="http://schemas.microsoft.com/office/word/2010/wordprocessingDrawing" xmlns:wp="http://schemas.openxmlformats.org/drawingml/2006/wordprocessingDrawing" xmlns:w10="urn:schemas-microsoft-com:office:word" xmlns:w="http://schemas.openxmlformats.org/wordprocessingml/2006/main" xmlns:w14="http://schemas.microsoft.com/office/word/2010/wordml" xmlns:w15="http://schemas.microsoft.com/office/word/2012/wordml" xmlns:w16cex="http://schemas.microsoft.com/office/word/2018/wordml/cex" xmlns:w16cid="http://schemas.microsoft.com/office/word/2016/wordml/cid" xmlns:w16="http://schemas.microsoft.com/office/word/2018/wordml" xmlns:w16sdtdh="http://schemas.microsoft.com/office/word/2020/wordml/sdtdatahash" xmlns:w16se="http://schemas.microsoft.com/office/word/2015/wordml/symex" xmlns:wpg="http://schemas.microsoft.com/office/word/2010/wordprocessingGroup" xmlns:wpi="http://schemas.microsoft.com/office/word/2010/wordprocessingInk" xmlns:wne="http://schemas.microsoft.com/office/word/2006/wordml" xmlns:wps="http://schemas.microsoft.com/office/word/2010/wordprocessingShape" mc:Ignorable="w14 w15 w16se w16cid w16 w16cex w16sdtdh wp14">
+<w:ftr xmlns:wpc="http://schemas.microsoft.com/office/word/2010/wordprocessingCanvas" xmlns:cx="http://schemas.microsoft.com/office/drawing/2014/chartex" xmlns:cx1="http://schemas.microsoft.com/office/drawing/2015/9/8/chartex" xmlns:cx2="http://schemas.microsoft.com/office/drawing/2015/10/21/chartex" xmlns:cx3="http://schemas.microsoft.com/office/drawing/2016/5/9/chartex" xmlns:cx4="http://schemas.microsoft.com/office/drawing/2016/5/10/chartex" xmlns:cx5="http://schemas.microsoft.com/office/drawing/2016/5/11/chartex" xmlns:cx6="http://schemas.microsoft.com/office/drawing/2016/5/12/chartex" xmlns:cx7="http://schemas.microsoft.com/office/drawing/2016/5/13/chartex" xmlns:cx8="http://schemas.microsoft.com/office/drawing/2016/5/14/chartex" xmlns:mc="http://schemas.openxmlformats.org/markup-compatibility/2006" xmlns:aink="http://schemas.microsoft.com/office/drawing/2016/ink" xmlns:am3d="http://schemas.microsoft.com/office/drawing/2017/model3d" xmlns:o="urn:schemas-microsoft-com:office:office" xmlns:oel="http://schemas.microsoft.com/office/2019/extlst" xmlns:r="http://schemas.openxmlformats.org/officeDocument/2006/relationships" xmlns:m="http://schemas.openxmlformats.org/officeDocument/2006/math" xmlns:v="urn:schemas-microsoft-com:vml" xmlns:wp14="http://schemas.microsoft.com/office/word/2010/wordprocessingDrawing" xmlns:wp="http://schemas.openxmlformats.org/drawingml/2006/wordprocessingDrawing" xmlns:w10="urn:schemas-microsoft-com:office:word" xmlns:w="http://schemas.openxmlformats.org/wordprocessingml/2006/main" xmlns:w14="http://schemas.microsoft.com/office/word/2010/wordml" xmlns:w15="http://schemas.microsoft.com/office/word/2012/wordml" xmlns:w16cex="http://schemas.microsoft.com/office/word/2018/wordml/cex" xmlns:w16cid="http://schemas.microsoft.com/office/word/2016/wordml/cid" xmlns:w16="http://schemas.microsoft.com/office/word/2018/wordml" xmlns:w16du="http://schemas.microsoft.com/office/word/2023/wordml/word16du" xmlns:w16sdtdh="http://schemas.microsoft.com/office/word/2020/wordml/sdtdatahash" xmlns:w16sdtfl="http://schemas.microsoft.com/office/word/2024/wordml/sdtformatlock" xmlns:w16se="http://schemas.microsoft.com/office/word/2015/wordml/symex" xmlns:wpg="http://schemas.microsoft.com/office/word/2010/wordprocessingGroup" xmlns:wpi="http://schemas.microsoft.com/office/word/2010/wordprocessingInk" xmlns:wne="http://schemas.microsoft.com/office/word/2006/wordml" xmlns:wps="http://schemas.microsoft.com/office/word/2010/wordprocessingShape" mc:Ignorable="w14 w15 w16se w16cid w16 w16cex w16sdtdh w16sdtfl w16du wp14">
   <w:p>
     <w:pPr>
       <w:pStyle w:val="Footer"/>
@@ -215,7 +258,7 @@
 </file>
 
 <file path=word/footer3.xml><?xml version="1.0" encoding="utf-8"?>
-<w:ftr xmlns:wpc="http://schemas.microsoft.com/office/word/2010/wordprocessingCanvas" xmlns:cx="http://schemas.microsoft.com/office/drawing/2014/chartex" xmlns:cx1="http://schemas.microsoft.com/office/drawing/2015/9/8/chartex" xmlns:cx2="http://schemas.microsoft.com/office/drawing/2015/10/21/chartex" xmlns:cx3="http://schemas.microsoft.com/office/drawing/2016/5/9/chartex" xmlns:cx4="http://schemas.microsoft.com/office/drawing/2016/5/10/chartex" xmlns:cx5="http://schemas.microsoft.com/office/drawing/2016/5/11/chartex" xmlns:cx6="http://schemas.microsoft.com/office/drawing/2016/5/12/chartex" xmlns:cx7="http://schemas.microsoft.com/office/drawing/2016/5/13/chartex" xmlns:cx8="http://schemas.microsoft.com/office/drawing/2016/5/14/chartex" xmlns:mc="http://schemas.openxmlformats.org/markup-compatibility/2006" xmlns:aink="http://schemas.microsoft.com/office/drawing/2016/ink" xmlns:am3d="http://schemas.microsoft.com/office/drawing/2017/model3d" xmlns:o="urn:schemas-microsoft-com:office:office" xmlns:oel="http://schemas.microsoft.com/office/2019/extlst" xmlns:r="http://schemas.openxmlformats.org/officeDocument/2006/relationships" xmlns:m="http://schemas.openxmlformats.org/officeDocument/2006/math" xmlns:v="urn:schemas-microsoft-com:vml" xmlns:wp14="http://schemas.microsoft.com/office/word/2010/wordprocessingDrawing" xmlns:wp="http://schemas.openxmlformats.org/drawingml/2006/wordprocessingDrawing" xmlns:w10="urn:schemas-microsoft-com:office:word" xmlns:w="http://schemas.openxmlformats.org/wordprocessingml/2006/main" xmlns:w14="http://schemas.microsoft.com/office/word/2010/wordml" xmlns:w15="http://schemas.microsoft.com/office/word/2012/wordml" xmlns:w16cex="http://schemas.microsoft.com/office/word/2018/wordml/cex" xmlns:w16cid="http://schemas.microsoft.com/office/word/2016/wordml/cid" xmlns:w16="http://schemas.microsoft.com/office/word/2018/wordml" xmlns:w16sdtdh="http://schemas.microsoft.com/office/word/2020/wordml/sdtdatahash" xmlns:w16se="http://schemas.microsoft.com/office/word/2015/wordml/symex" xmlns:wpg="http://schemas.microsoft.com/office/word/2010/wordprocessingGroup" xmlns:wpi="http://schemas.microsoft.com/office/word/2010/wordprocessingInk" xmlns:wne="http://schemas.microsoft.com/office/word/2006/wordml" xmlns:wps="http://schemas.microsoft.com/office/word/2010/wordprocessingShape" mc:Ignorable="w14 w15 w16se w16cid w16 w16cex w16sdtdh wp14">
+<w:ftr xmlns:wpc="http://schemas.microsoft.com/office/word/2010/wordprocessingCanvas" xmlns:cx="http://schemas.microsoft.com/office/drawing/2014/chartex" xmlns:cx1="http://schemas.microsoft.com/office/drawing/2015/9/8/chartex" xmlns:cx2="http://schemas.microsoft.com/office/drawing/2015/10/21/chartex" xmlns:cx3="http://schemas.microsoft.com/office/drawing/2016/5/9/chartex" xmlns:cx4="http://schemas.microsoft.com/office/drawing/2016/5/10/chartex" xmlns:cx5="http://schemas.microsoft.com/office/drawing/2016/5/11/chartex" xmlns:cx6="http://schemas.microsoft.com/office/drawing/2016/5/12/chartex" xmlns:cx7="http://schemas.microsoft.com/office/drawing/2016/5/13/chartex" xmlns:cx8="http://schemas.microsoft.com/office/drawing/2016/5/14/chartex" xmlns:mc="http://schemas.openxmlformats.org/markup-compatibility/2006" xmlns:aink="http://schemas.microsoft.com/office/drawing/2016/ink" xmlns:am3d="http://schemas.microsoft.com/office/drawing/2017/model3d" xmlns:o="urn:schemas-microsoft-com:office:office" xmlns:oel="http://schemas.microsoft.com/office/2019/extlst" xmlns:r="http://schemas.openxmlformats.org/officeDocument/2006/relationships" xmlns:m="http://schemas.openxmlformats.org/officeDocument/2006/math" xmlns:v="urn:schemas-microsoft-com:vml" xmlns:wp14="http://schemas.microsoft.com/office/word/2010/wordprocessingDrawing" xmlns:wp="http://schemas.openxmlformats.org/drawingml/2006/wordprocessingDrawing" xmlns:w10="urn:schemas-microsoft-com:office:word" xmlns:w="http://schemas.openxmlformats.org/wordprocessingml/2006/main" xmlns:w14="http://schemas.microsoft.com/office/word/2010/wordml" xmlns:w15="http://schemas.microsoft.com/office/word/2012/wordml" xmlns:w16cex="http://schemas.microsoft.com/office/word/2018/wordml/cex" xmlns:w16cid="http://schemas.microsoft.com/office/word/2016/wordml/cid" xmlns:w16="http://schemas.microsoft.com/office/word/2018/wordml" xmlns:w16du="http://schemas.microsoft.com/office/word/2023/wordml/word16du" xmlns:w16sdtdh="http://schemas.microsoft.com/office/word/2020/wordml/sdtdatahash" xmlns:w16sdtfl="http://schemas.microsoft.com/office/word/2024/wordml/sdtformatlock" xmlns:w16se="http://schemas.microsoft.com/office/word/2015/wordml/symex" xmlns:wpg="http://schemas.microsoft.com/office/word/2010/wordprocessingGroup" xmlns:wpi="http://schemas.microsoft.com/office/word/2010/wordprocessingInk" xmlns:wne="http://schemas.microsoft.com/office/word/2006/wordml" xmlns:wps="http://schemas.microsoft.com/office/word/2010/wordprocessingShape" mc:Ignorable="w14 w15 w16se w16cid w16 w16cex w16sdtdh w16sdtfl w16du wp14">
   <w:p>
     <w:pPr>
       <w:pStyle w:val="Footer"/>
@@ -225,7 +268,7 @@
 </file>
 
 <file path=word/footnotes.xml><?xml version="1.0" encoding="utf-8"?>
-<w:footnotes xmlns:wpc="http://schemas.microsoft.com/office/word/2010/wordprocessingCanvas" xmlns:cx="http://schemas.microsoft.com/office/drawing/2014/chartex" xmlns:cx1="http://schemas.microsoft.com/office/drawing/2015/9/8/chartex" xmlns:cx2="http://schemas.microsoft.com/office/drawing/2015/10/21/chartex" xmlns:cx3="http://schemas.microsoft.com/office/drawing/2016/5/9/chartex" xmlns:cx4="http://schemas.microsoft.com/office/drawing/2016/5/10/chartex" xmlns:cx5="http://schemas.microsoft.com/office/drawing/2016/5/11/chartex" xmlns:cx6="http://schemas.microsoft.com/office/drawing/2016/5/12/chartex" xmlns:cx7="http://schemas.microsoft.com/office/drawing/2016/5/13/chartex" xmlns:cx8="http://schemas.microsoft.com/office/drawing/2016/5/14/chartex" xmlns:mc="http://schemas.openxmlformats.org/markup-compatibility/2006" xmlns:aink="http://schemas.microsoft.com/office/drawing/2016/ink" xmlns:am3d="http://schemas.microsoft.com/office/drawing/2017/model3d" xmlns:o="urn:schemas-microsoft-com:office:office" xmlns:oel="http://schemas.microsoft.com/office/2019/extlst" xmlns:r="http://schemas.openxmlformats.org/officeDocument/2006/relationships" xmlns:m="http://schemas.openxmlformats.org/officeDocument/2006/math" xmlns:v="urn:schemas-microsoft-com:vml" xmlns:wp14="http://schemas.microsoft.com/office/word/2010/wordprocessingDrawing" xmlns:wp="http://schemas.openxmlformats.org/drawingml/2006/wordprocessingDrawing" xmlns:w10="urn:schemas-microsoft-com:office:word" xmlns:w="http://schemas.openxmlformats.org/wordprocessingml/2006/main" xmlns:w14="http://schemas.microsoft.com/office/word/2010/wordml" xmlns:w15="http://schemas.microsoft.com/office/word/2012/wordml" xmlns:w16cex="http://schemas.microsoft.com/office/word/2018/wordml/cex" xmlns:w16cid="http://schemas.microsoft.com/office/word/2016/wordml/cid" xmlns:w16="http://schemas.microsoft.com/office/word/2018/wordml" xmlns:w16sdtdh="http://schemas.microsoft.com/office/word/2020/wordml/sdtdatahash" xmlns:w16se="http://schemas.microsoft.com/office/word/2015/wordml/symex" xmlns:wpg="http://schemas.microsoft.com/office/word/2010/wordprocessingGroup" xmlns:wpi="http://schemas.microsoft.com/office/word/2010/wordprocessingInk" xmlns:wne="http://schemas.microsoft.com/office/word/2006/wordml" xmlns:wps="http://schemas.microsoft.com/office/word/2010/wordprocessingShape" mc:Ignorable="w14 w15 w16se w16cid w16 w16cex w16sdtdh wp14">
+<w:footnotes xmlns:wpc="http://schemas.microsoft.com/office/word/2010/wordprocessingCanvas" xmlns:cx="http://schemas.microsoft.com/office/drawing/2014/chartex" xmlns:cx1="http://schemas.microsoft.com/office/drawing/2015/9/8/chartex" xmlns:cx2="http://schemas.microsoft.com/office/drawing/2015/10/21/chartex" xmlns:cx3="http://schemas.microsoft.com/office/drawing/2016/5/9/chartex" xmlns:cx4="http://schemas.microsoft.com/office/drawing/2016/5/10/chartex" xmlns:cx5="http://schemas.microsoft.com/office/drawing/2016/5/11/chartex" xmlns:cx6="http://schemas.microsoft.com/office/drawing/2016/5/12/chartex" xmlns:cx7="http://schemas.microsoft.com/office/drawing/2016/5/13/chartex" xmlns:cx8="http://schemas.microsoft.com/office/drawing/2016/5/14/chartex" xmlns:mc="http://schemas.openxmlformats.org/markup-compatibility/2006" xmlns:aink="http://schemas.microsoft.com/office/drawing/2016/ink" xmlns:am3d="http://schemas.microsoft.com/office/drawing/2017/model3d" xmlns:o="urn:schemas-microsoft-com:office:office" xmlns:oel="http://schemas.microsoft.com/office/2019/extlst" xmlns:r="http://schemas.openxmlformats.org/officeDocument/2006/relationships" xmlns:m="http://schemas.openxmlformats.org/officeDocument/2006/math" xmlns:v="urn:schemas-microsoft-com:vml" xmlns:wp14="http://schemas.microsoft.com/office/word/2010/wordprocessingDrawing" xmlns:wp="http://schemas.openxmlformats.org/drawingml/2006/wordprocessingDrawing" xmlns:w10="urn:schemas-microsoft-com:office:word" xmlns:w="http://schemas.openxmlformats.org/wordprocessingml/2006/main" xmlns:w14="http://schemas.microsoft.com/office/word/2010/wordml" xmlns:w15="http://schemas.microsoft.com/office/word/2012/wordml" xmlns:w16cex="http://schemas.microsoft.com/office/word/2018/wordml/cex" xmlns:w16cid="http://schemas.microsoft.com/office/word/2016/wordml/cid" xmlns:w16="http://schemas.microsoft.com/office/word/2018/wordml" xmlns:w16du="http://schemas.microsoft.com/office/word/2023/wordml/word16du" xmlns:w16sdtdh="http://schemas.microsoft.com/office/word/2020/wordml/sdtdatahash" xmlns:w16sdtfl="http://schemas.microsoft.com/office/word/2024/wordml/sdtformatlock" xmlns:w16se="http://schemas.microsoft.com/office/word/2015/wordml/symex" xmlns:wpg="http://schemas.microsoft.com/office/word/2010/wordprocessingGroup" xmlns:wpi="http://schemas.microsoft.com/office/word/2010/wordprocessingInk" xmlns:wne="http://schemas.microsoft.com/office/word/2006/wordml" xmlns:wps="http://schemas.microsoft.com/office/word/2010/wordprocessingShape" mc:Ignorable="w14 w15 w16se w16cid w16 w16cex w16sdtdh w16sdtfl w16du wp14">
   <w:footnote w:type="separator" w:id="-1">
     <w:p>
       <w:pPr>
@@ -250,7 +293,7 @@
 </file>
 
 <file path=word/header1.xml><?xml version="1.0" encoding="utf-8"?>
-<w:hdr xmlns:wpc="http://schemas.microsoft.com/office/word/2010/wordprocessingCanvas" xmlns:cx="http://schemas.microsoft.com/office/drawing/2014/chartex" xmlns:cx1="http://schemas.microsoft.com/office/drawing/2015/9/8/chartex" xmlns:cx2="http://schemas.microsoft.com/office/drawing/2015/10/21/chartex" xmlns:cx3="http://schemas.microsoft.com/office/drawing/2016/5/9/chartex" xmlns:cx4="http://schemas.microsoft.com/office/drawing/2016/5/10/chartex" xmlns:cx5="http://schemas.microsoft.com/office/drawing/2016/5/11/chartex" xmlns:cx6="http://schemas.microsoft.com/office/drawing/2016/5/12/chartex" xmlns:cx7="http://schemas.microsoft.com/office/drawing/2016/5/13/chartex" xmlns:cx8="http://schemas.microsoft.com/office/drawing/2016/5/14/chartex" xmlns:mc="http://schemas.openxmlformats.org/markup-compatibility/2006" xmlns:aink="http://schemas.microsoft.com/office/drawing/2016/ink" xmlns:am3d="http://schemas.microsoft.com/office/drawing/2017/model3d" xmlns:o="urn:schemas-microsoft-com:office:office" xmlns:oel="http://schemas.microsoft.com/office/2019/extlst" xmlns:r="http://schemas.openxmlformats.org/officeDocument/2006/relationships" xmlns:m="http://schemas.openxmlformats.org/officeDocument/2006/math" xmlns:v="urn:schemas-microsoft-com:vml" xmlns:wp14="http://schemas.microsoft.com/office/word/2010/wordprocessingDrawing" xmlns:wp="http://schemas.openxmlformats.org/drawingml/2006/wordprocessingDrawing" xmlns:w10="urn:schemas-microsoft-com:office:word" xmlns:w="http://schemas.openxmlformats.org/wordprocessingml/2006/main" xmlns:w14="http://schemas.microsoft.com/office/word/2010/wordml" xmlns:w15="http://schemas.microsoft.com/office/word/2012/wordml" xmlns:w16cex="http://schemas.microsoft.com/office/word/2018/wordml/cex" xmlns:w16cid="http://schemas.microsoft.com/office/word/2016/wordml/cid" xmlns:w16="http://schemas.microsoft.com/office/word/2018/wordml" xmlns:w16sdtdh="http://schemas.microsoft.com/office/word/2020/wordml/sdtdatahash" xmlns:w16se="http://schemas.microsoft.com/office/word/2015/wordml/symex" xmlns:wpg="http://schemas.microsoft.com/office/word/2010/wordprocessingGroup" xmlns:wpi="http://schemas.microsoft.com/office/word/2010/wordprocessingInk" xmlns:wne="http://schemas.microsoft.com/office/word/2006/wordml" xmlns:wps="http://schemas.microsoft.com/office/word/2010/wordprocessingShape" mc:Ignorable="w14 w15 w16se w16cid w16 w16cex w16sdtdh wp14">
+<w:hdr xmlns:wpc="http://schemas.microsoft.com/office/word/2010/wordprocessingCanvas" xmlns:cx="http://schemas.microsoft.com/office/drawing/2014/chartex" xmlns:cx1="http://schemas.microsoft.com/office/drawing/2015/9/8/chartex" xmlns:cx2="http://schemas.microsoft.com/office/drawing/2015/10/21/chartex" xmlns:cx3="http://schemas.microsoft.com/office/drawing/2016/5/9/chartex" xmlns:cx4="http://schemas.microsoft.com/office/drawing/2016/5/10/chartex" xmlns:cx5="http://schemas.microsoft.com/office/drawing/2016/5/11/chartex" xmlns:cx6="http://schemas.microsoft.com/office/drawing/2016/5/12/chartex" xmlns:cx7="http://schemas.microsoft.com/office/drawing/2016/5/13/chartex" xmlns:cx8="http://schemas.microsoft.com/office/drawing/2016/5/14/chartex" xmlns:mc="http://schemas.openxmlformats.org/markup-compatibility/2006" xmlns:aink="http://schemas.microsoft.com/office/drawing/2016/ink" xmlns:am3d="http://schemas.microsoft.com/office/drawing/2017/model3d" xmlns:o="urn:schemas-microsoft-com:office:office" xmlns:oel="http://schemas.microsoft.com/office/2019/extlst" xmlns:r="http://schemas.openxmlformats.org/officeDocument/2006/relationships" xmlns:m="http://schemas.openxmlformats.org/officeDocument/2006/math" xmlns:v="urn:schemas-microsoft-com:vml" xmlns:wp14="http://schemas.microsoft.com/office/word/2010/wordprocessingDrawing" xmlns:wp="http://schemas.openxmlformats.org/drawingml/2006/wordprocessingDrawing" xmlns:w10="urn:schemas-microsoft-com:office:word" xmlns:w="http://schemas.openxmlformats.org/wordprocessingml/2006/main" xmlns:w14="http://schemas.microsoft.com/office/word/2010/wordml" xmlns:w15="http://schemas.microsoft.com/office/word/2012/wordml" xmlns:w16cex="http://schemas.microsoft.com/office/word/2018/wordml/cex" xmlns:w16cid="http://schemas.microsoft.com/office/word/2016/wordml/cid" xmlns:w16="http://schemas.microsoft.com/office/word/2018/wordml" xmlns:w16du="http://schemas.microsoft.com/office/word/2023/wordml/word16du" xmlns:w16sdtdh="http://schemas.microsoft.com/office/word/2020/wordml/sdtdatahash" xmlns:w16sdtfl="http://schemas.microsoft.com/office/word/2024/wordml/sdtformatlock" xmlns:w16se="http://schemas.microsoft.com/office/word/2015/wordml/symex" xmlns:wpg="http://schemas.microsoft.com/office/word/2010/wordprocessingGroup" xmlns:wpi="http://schemas.microsoft.com/office/word/2010/wordprocessingInk" xmlns:wne="http://schemas.microsoft.com/office/word/2006/wordml" xmlns:wps="http://schemas.microsoft.com/office/word/2010/wordprocessingShape" mc:Ignorable="w14 w15 w16se w16cid w16 w16cex w16sdtdh w16sdtfl w16du wp14">
   <w:p>
     <w:pPr>
       <w:pStyle w:val="Header"/>
@@ -260,7 +303,7 @@
 </file>
 
 <file path=word/header2.xml><?xml version="1.0" encoding="utf-8"?>
-<w:hdr xmlns:wpc="http://schemas.microsoft.com/office/word/2010/wordprocessingCanvas" xmlns:cx="http://schemas.microsoft.com/office/drawing/2014/chartex" xmlns:cx1="http://schemas.microsoft.com/office/drawing/2015/9/8/chartex" xmlns:cx2="http://schemas.microsoft.com/office/drawing/2015/10/21/chartex" xmlns:cx3="http://schemas.microsoft.com/office/drawing/2016/5/9/chartex" xmlns:cx4="http://schemas.microsoft.com/office/drawing/2016/5/10/chartex" xmlns:cx5="http://schemas.microsoft.com/office/drawing/2016/5/11/chartex" xmlns:cx6="http://schemas.microsoft.com/office/drawing/2016/5/12/chartex" xmlns:cx7="http://schemas.microsoft.com/office/drawing/2016/5/13/chartex" xmlns:cx8="http://schemas.microsoft.com/office/drawing/2016/5/14/chartex" xmlns:mc="http://schemas.openxmlformats.org/markup-compatibility/2006" xmlns:aink="http://schemas.microsoft.com/office/drawing/2016/ink" xmlns:am3d="http://schemas.microsoft.com/office/drawing/2017/model3d" xmlns:o="urn:schemas-microsoft-com:office:office" xmlns:oel="http://schemas.microsoft.com/office/2019/extlst" xmlns:r="http://schemas.openxmlformats.org/officeDocument/2006/relationships" xmlns:m="http://schemas.openxmlformats.org/officeDocument/2006/math" xmlns:v="urn:schemas-microsoft-com:vml" xmlns:wp14="http://schemas.microsoft.com/office/word/2010/wordprocessingDrawing" xmlns:wp="http://schemas.openxmlformats.org/drawingml/2006/wordprocessingDrawing" xmlns:w10="urn:schemas-microsoft-com:office:word" xmlns:w="http://schemas.openxmlformats.org/wordprocessingml/2006/main" xmlns:w14="http://schemas.microsoft.com/office/word/2010/wordml" xmlns:w15="http://schemas.microsoft.com/office/word/2012/wordml" xmlns:w16cex="http://schemas.microsoft.com/office/word/2018/wordml/cex" xmlns:w16cid="http://schemas.microsoft.com/office/word/2016/wordml/cid" xmlns:w16="http://schemas.microsoft.com/office/word/2018/wordml" xmlns:w16sdtdh="http://schemas.microsoft.com/office/word/2020/wordml/sdtdatahash" xmlns:w16se="http://schemas.microsoft.com/office/word/2015/wordml/symex" xmlns:wpg="http://schemas.microsoft.com/office/word/2010/wordprocessingGroup" xmlns:wpi="http://schemas.microsoft.com/office/word/2010/wordprocessingInk" xmlns:wne="http://schemas.microsoft.com/office/word/2006/wordml" xmlns:wps="http://schemas.microsoft.com/office/word/2010/wordprocessingShape" mc:Ignorable="w14 w15 w16se w16cid w16 w16cex w16sdtdh wp14">
+<w:hdr xmlns:wpc="http://schemas.microsoft.com/office/word/2010/wordprocessingCanvas" xmlns:cx="http://schemas.microsoft.com/office/drawing/2014/chartex" xmlns:cx1="http://schemas.microsoft.com/office/drawing/2015/9/8/chartex" xmlns:cx2="http://schemas.microsoft.com/office/drawing/2015/10/21/chartex" xmlns:cx3="http://schemas.microsoft.com/office/drawing/2016/5/9/chartex" xmlns:cx4="http://schemas.microsoft.com/office/drawing/2016/5/10/chartex" xmlns:cx5="http://schemas.microsoft.com/office/drawing/2016/5/11/chartex" xmlns:cx6="http://schemas.microsoft.com/office/drawing/2016/5/12/chartex" xmlns:cx7="http://schemas.microsoft.com/office/drawing/2016/5/13/chartex" xmlns:cx8="http://schemas.microsoft.com/office/drawing/2016/5/14/chartex" xmlns:mc="http://schemas.openxmlformats.org/markup-compatibility/2006" xmlns:aink="http://schemas.microsoft.com/office/drawing/2016/ink" xmlns:am3d="http://schemas.microsoft.com/office/drawing/2017/model3d" xmlns:o="urn:schemas-microsoft-com:office:office" xmlns:oel="http://schemas.microsoft.com/office/2019/extlst" xmlns:r="http://schemas.openxmlformats.org/officeDocument/2006/relationships" xmlns:m="http://schemas.openxmlformats.org/officeDocument/2006/math" xmlns:v="urn:schemas-microsoft-com:vml" xmlns:wp14="http://schemas.microsoft.com/office/word/2010/wordprocessingDrawing" xmlns:wp="http://schemas.openxmlformats.org/drawingml/2006/wordprocessingDrawing" xmlns:w10="urn:schemas-microsoft-com:office:word" xmlns:w="http://schemas.openxmlformats.org/wordprocessingml/2006/main" xmlns:w14="http://schemas.microsoft.com/office/word/2010/wordml" xmlns:w15="http://schemas.microsoft.com/office/word/2012/wordml" xmlns:w16cex="http://schemas.microsoft.com/office/word/2018/wordml/cex" xmlns:w16cid="http://schemas.microsoft.com/office/word/2016/wordml/cid" xmlns:w16="http://schemas.microsoft.com/office/word/2018/wordml" xmlns:w16du="http://schemas.microsoft.com/office/word/2023/wordml/word16du" xmlns:w16sdtdh="http://schemas.microsoft.com/office/word/2020/wordml/sdtdatahash" xmlns:w16sdtfl="http://schemas.microsoft.com/office/word/2024/wordml/sdtformatlock" xmlns:w16se="http://schemas.microsoft.com/office/word/2015/wordml/symex" xmlns:wpg="http://schemas.microsoft.com/office/word/2010/wordprocessingGroup" xmlns:wpi="http://schemas.microsoft.com/office/word/2010/wordprocessingInk" xmlns:wne="http://schemas.microsoft.com/office/word/2006/wordml" xmlns:wps="http://schemas.microsoft.com/office/word/2010/wordprocessingShape" mc:Ignorable="w14 w15 w16se w16cid w16 w16cex w16sdtdh w16sdtfl w16du wp14">
   <w:p>
     <w:pPr>
       <w:pStyle w:val="Header"/>
@@ -271,7 +314,7 @@
 </file>
 
 <file path=word/header3.xml><?xml version="1.0" encoding="utf-8"?>
-<w:hdr xmlns:wpc="http://schemas.microsoft.com/office/word/2010/wordprocessingCanvas" xmlns:cx="http://schemas.microsoft.com/office/drawing/2014/chartex" xmlns:cx1="http://schemas.microsoft.com/office/drawing/2015/9/8/chartex" xmlns:cx2="http://schemas.microsoft.com/office/drawing/2015/10/21/chartex" xmlns:cx3="http://schemas.microsoft.com/office/drawing/2016/5/9/chartex" xmlns:cx4="http://schemas.microsoft.com/office/drawing/2016/5/10/chartex" xmlns:cx5="http://schemas.microsoft.com/office/drawing/2016/5/11/chartex" xmlns:cx6="http://schemas.microsoft.com/office/drawing/2016/5/12/chartex" xmlns:cx7="http://schemas.microsoft.com/office/drawing/2016/5/13/chartex" xmlns:cx8="http://schemas.microsoft.com/office/drawing/2016/5/14/chartex" xmlns:mc="http://schemas.openxmlformats.org/markup-compatibility/2006" xmlns:aink="http://schemas.microsoft.com/office/drawing/2016/ink" xmlns:am3d="http://schemas.microsoft.com/office/drawing/2017/model3d" xmlns:o="urn:schemas-microsoft-com:office:office" xmlns:oel="http://schemas.microsoft.com/office/2019/extlst" xmlns:r="http://schemas.openxmlformats.org/officeDocument/2006/relationships" xmlns:m="http://schemas.openxmlformats.org/officeDocument/2006/math" xmlns:v="urn:schemas-microsoft-com:vml" xmlns:wp14="http://schemas.microsoft.com/office/word/2010/wordprocessingDrawing" xmlns:wp="http://schemas.openxmlformats.org/drawingml/2006/wordprocessingDrawing" xmlns:w10="urn:schemas-microsoft-com:office:word" xmlns:w="http://schemas.openxmlformats.org/wordprocessingml/2006/main" xmlns:w14="http://schemas.microsoft.com/office/word/2010/wordml" xmlns:w15="http://schemas.microsoft.com/office/word/2012/wordml" xmlns:w16cex="http://schemas.microsoft.com/office/word/2018/wordml/cex" xmlns:w16cid="http://schemas.microsoft.com/office/word/2016/wordml/cid" xmlns:w16="http://schemas.microsoft.com/office/word/2018/wordml" xmlns:w16sdtdh="http://schemas.microsoft.com/office/word/2020/wordml/sdtdatahash" xmlns:w16se="http://schemas.microsoft.com/office/word/2015/wordml/symex" xmlns:wpg="http://schemas.microsoft.com/office/word/2010/wordprocessingGroup" xmlns:wpi="http://schemas.microsoft.com/office/word/2010/wordprocessingInk" xmlns:wne="http://schemas.microsoft.com/office/word/2006/wordml" xmlns:wps="http://schemas.microsoft.com/office/word/2010/wordprocessingShape" mc:Ignorable="w14 w15 w16se w16cid w16 w16cex w16sdtdh wp14">
+<w:hdr xmlns:wpc="http://schemas.microsoft.com/office/word/2010/wordprocessingCanvas" xmlns:cx="http://schemas.microsoft.com/office/drawing/2014/chartex" xmlns:cx1="http://schemas.microsoft.com/office/drawing/2015/9/8/chartex" xmlns:cx2="http://schemas.microsoft.com/office/drawing/2015/10/21/chartex" xmlns:cx3="http://schemas.microsoft.com/office/drawing/2016/5/9/chartex" xmlns:cx4="http://schemas.microsoft.com/office/drawing/2016/5/10/chartex" xmlns:cx5="http://schemas.microsoft.com/office/drawing/2016/5/11/chartex" xmlns:cx6="http://schemas.microsoft.com/office/drawing/2016/5/12/chartex" xmlns:cx7="http://schemas.microsoft.com/office/drawing/2016/5/13/chartex" xmlns:cx8="http://schemas.microsoft.com/office/drawing/2016/5/14/chartex" xmlns:mc="http://schemas.openxmlformats.org/markup-compatibility/2006" xmlns:aink="http://schemas.microsoft.com/office/drawing/2016/ink" xmlns:am3d="http://schemas.microsoft.com/office/drawing/2017/model3d" xmlns:o="urn:schemas-microsoft-com:office:office" xmlns:oel="http://schemas.microsoft.com/office/2019/extlst" xmlns:r="http://schemas.openxmlformats.org/officeDocument/2006/relationships" xmlns:m="http://schemas.openxmlformats.org/officeDocument/2006/math" xmlns:v="urn:schemas-microsoft-com:vml" xmlns:wp14="http://schemas.microsoft.com/office/word/2010/wordprocessingDrawing" xmlns:wp="http://schemas.openxmlformats.org/drawingml/2006/wordprocessingDrawing" xmlns:w10="urn:schemas-microsoft-com:office:word" xmlns:w="http://schemas.openxmlformats.org/wordprocessingml/2006/main" xmlns:w14="http://schemas.microsoft.com/office/word/2010/wordml" xmlns:w15="http://schemas.microsoft.com/office/word/2012/wordml" xmlns:w16cex="http://schemas.microsoft.com/office/word/2018/wordml/cex" xmlns:w16cid="http://schemas.microsoft.com/office/word/2016/wordml/cid" xmlns:w16="http://schemas.microsoft.com/office/word/2018/wordml" xmlns:w16du="http://schemas.microsoft.com/office/word/2023/wordml/word16du" xmlns:w16sdtdh="http://schemas.microsoft.com/office/word/2020/wordml/sdtdatahash" xmlns:w16sdtfl="http://schemas.microsoft.com/office/word/2024/wordml/sdtformatlock" xmlns:w16se="http://schemas.microsoft.com/office/word/2015/wordml/symex" xmlns:wpg="http://schemas.microsoft.com/office/word/2010/wordprocessingGroup" xmlns:wpi="http://schemas.microsoft.com/office/word/2010/wordprocessingInk" xmlns:wne="http://schemas.microsoft.com/office/word/2006/wordml" xmlns:wps="http://schemas.microsoft.com/office/word/2010/wordprocessingShape" mc:Ignorable="w14 w15 w16se w16cid w16 w16cex w16sdtdh w16sdtfl w16du wp14">
   <w:p>
     <w:pPr>
       <w:pStyle w:val="Header"/>
@@ -280,7 +323,7 @@
     <w:r>
       <w:tab/>
       <w:tab/>
-      <w:t>2025-08-02</w:t>
+      <w:t>2026-07-12</w:t>
       <w:br/>
       <w:br/>
     </w:r>
@@ -293,7 +336,7 @@
 </file>
 
 <file path=word/numbering.xml><?xml version="1.0" encoding="utf-8"?>
-<w:numbering xmlns:wpc="http://schemas.microsoft.com/office/word/2010/wordprocessingCanvas" xmlns:cx="http://schemas.microsoft.com/office/drawing/2014/chartex" xmlns:cx1="http://schemas.microsoft.com/office/drawing/2015/9/8/chartex" xmlns:cx2="http://schemas.microsoft.com/office/drawing/2015/10/21/chartex" xmlns:cx3="http://schemas.microsoft.com/office/drawing/2016/5/9/chartex" xmlns:cx4="http://schemas.microsoft.com/office/drawing/2016/5/10/chartex" xmlns:cx5="http://schemas.microsoft.com/office/drawing/2016/5/11/chartex" xmlns:cx6="http://schemas.microsoft.com/office/drawing/2016/5/12/chartex" xmlns:cx7="http://schemas.microsoft.com/office/drawing/2016/5/13/chartex" xmlns:cx8="http://schemas.microsoft.com/office/drawing/2016/5/14/chartex" xmlns:mc="http://schemas.openxmlformats.org/markup-compatibility/2006" xmlns:aink="http://schemas.microsoft.com/office/drawing/2016/ink" xmlns:am3d="http://schemas.microsoft.com/office/drawing/2017/model3d" xmlns:o="urn:schemas-microsoft-com:office:office" xmlns:oel="http://schemas.microsoft.com/office/2019/extlst" xmlns:r="http://schemas.openxmlformats.org/officeDocument/2006/relationships" xmlns:m="http://schemas.openxmlformats.org/officeDocument/2006/math" xmlns:v="urn:schemas-microsoft-com:vml" xmlns:wp14="http://schemas.microsoft.com/office/word/2010/wordprocessingDrawing" xmlns:wp="http://schemas.openxmlformats.org/drawingml/2006/wordprocessingDrawing" xmlns:w10="urn:schemas-microsoft-com:office:word" xmlns:w="http://schemas.openxmlformats.org/wordprocessingml/2006/main" xmlns:w14="http://schemas.microsoft.com/office/word/2010/wordml" xmlns:w15="http://schemas.microsoft.com/office/word/2012/wordml" xmlns:w16cex="http://schemas.microsoft.com/office/word/2018/wordml/cex" xmlns:w16cid="http://schemas.microsoft.com/office/word/2016/wordml/cid" xmlns:w16="http://schemas.microsoft.com/office/word/2018/wordml" xmlns:w16sdtdh="http://schemas.microsoft.com/office/word/2020/wordml/sdtdatahash" xmlns:w16se="http://schemas.microsoft.com/office/word/2015/wordml/symex" xmlns:wpg="http://schemas.microsoft.com/office/word/2010/wordprocessingGroup" xmlns:wpi="http://schemas.microsoft.com/office/word/2010/wordprocessingInk" xmlns:wne="http://schemas.microsoft.com/office/word/2006/wordml" xmlns:wps="http://schemas.microsoft.com/office/word/2010/wordprocessingShape" mc:Ignorable="w14 w15 w16se w16cid w16 w16cex w16sdtdh wp14">
+<w:numbering xmlns:wpc="http://schemas.microsoft.com/office/word/2010/wordprocessingCanvas" xmlns:cx="http://schemas.microsoft.com/office/drawing/2014/chartex" xmlns:cx1="http://schemas.microsoft.com/office/drawing/2015/9/8/chartex" xmlns:cx2="http://schemas.microsoft.com/office/drawing/2015/10/21/chartex" xmlns:cx3="http://schemas.microsoft.com/office/drawing/2016/5/9/chartex" xmlns:cx4="http://schemas.microsoft.com/office/drawing/2016/5/10/chartex" xmlns:cx5="http://schemas.microsoft.com/office/drawing/2016/5/11/chartex" xmlns:cx6="http://schemas.microsoft.com/office/drawing/2016/5/12/chartex" xmlns:cx7="http://schemas.microsoft.com/office/drawing/2016/5/13/chartex" xmlns:cx8="http://schemas.microsoft.com/office/drawing/2016/5/14/chartex" xmlns:mc="http://schemas.openxmlformats.org/markup-compatibility/2006" xmlns:aink="http://schemas.microsoft.com/office/drawing/2016/ink" xmlns:am3d="http://schemas.microsoft.com/office/drawing/2017/model3d" xmlns:o="urn:schemas-microsoft-com:office:office" xmlns:oel="http://schemas.microsoft.com/office/2019/extlst" xmlns:r="http://schemas.openxmlformats.org/officeDocument/2006/relationships" xmlns:m="http://schemas.openxmlformats.org/officeDocument/2006/math" xmlns:v="urn:schemas-microsoft-com:vml" xmlns:wp14="http://schemas.microsoft.com/office/word/2010/wordprocessingDrawing" xmlns:wp="http://schemas.openxmlformats.org/drawingml/2006/wordprocessingDrawing" xmlns:w10="urn:schemas-microsoft-com:office:word" xmlns:w="http://schemas.openxmlformats.org/wordprocessingml/2006/main" xmlns:w14="http://schemas.microsoft.com/office/word/2010/wordml" xmlns:w15="http://schemas.microsoft.com/office/word/2012/wordml" xmlns:w16cex="http://schemas.microsoft.com/office/word/2018/wordml/cex" xmlns:w16cid="http://schemas.microsoft.com/office/word/2016/wordml/cid" xmlns:w16="http://schemas.microsoft.com/office/word/2018/wordml" xmlns:w16du="http://schemas.microsoft.com/office/word/2023/wordml/word16du" xmlns:w16sdtdh="http://schemas.microsoft.com/office/word/2020/wordml/sdtdatahash" xmlns:w16sdtfl="http://schemas.microsoft.com/office/word/2024/wordml/sdtformatlock" xmlns:w16se="http://schemas.microsoft.com/office/word/2015/wordml/symex" xmlns:wpg="http://schemas.microsoft.com/office/word/2010/wordprocessingGroup" xmlns:wpi="http://schemas.microsoft.com/office/word/2010/wordprocessingInk" xmlns:wne="http://schemas.microsoft.com/office/word/2006/wordml" xmlns:wps="http://schemas.microsoft.com/office/word/2010/wordprocessingShape" mc:Ignorable="w14 w15 w16se w16cid w16 w16cex w16sdtdh w16sdtfl w16du wp14">
   <w:abstractNum w:abstractNumId="0" w15:restartNumberingAfterBreak="0">
     <w:nsid w:val="FFFFFF7C"/>
     <w:multiLevelType w:val="singleLevel"/>
@@ -496,7 +539,7 @@
 </file>
 
 <file path=word/styles.xml><?xml version="1.0" encoding="utf-8"?>
-<w:styles xmlns:mc="http://schemas.openxmlformats.org/markup-compatibility/2006" xmlns:r="http://schemas.openxmlformats.org/officeDocument/2006/relationships" xmlns:w="http://schemas.openxmlformats.org/wordprocessingml/2006/main" xmlns:w14="http://schemas.microsoft.com/office/word/2010/wordml" xmlns:w15="http://schemas.microsoft.com/office/word/2012/wordml" xmlns:w16cex="http://schemas.microsoft.com/office/word/2018/wordml/cex" xmlns:w16cid="http://schemas.microsoft.com/office/word/2016/wordml/cid" xmlns:w16="http://schemas.microsoft.com/office/word/2018/wordml" xmlns:w16sdtdh="http://schemas.microsoft.com/office/word/2020/wordml/sdtdatahash" xmlns:w16se="http://schemas.microsoft.com/office/word/2015/wordml/symex" mc:Ignorable="w14 w15 w16se w16cid w16 w16cex w16sdtdh">
+<w:styles xmlns:mc="http://schemas.openxmlformats.org/markup-compatibility/2006" xmlns:r="http://schemas.openxmlformats.org/officeDocument/2006/relationships" xmlns:w="http://schemas.openxmlformats.org/wordprocessingml/2006/main" xmlns:w14="http://schemas.microsoft.com/office/word/2010/wordml" xmlns:w15="http://schemas.microsoft.com/office/word/2012/wordml" xmlns:w16cex="http://schemas.microsoft.com/office/word/2018/wordml/cex" xmlns:w16cid="http://schemas.microsoft.com/office/word/2016/wordml/cid" xmlns:w16="http://schemas.microsoft.com/office/word/2018/wordml" xmlns:w16du="http://schemas.microsoft.com/office/word/2023/wordml/word16du" xmlns:w16sdtdh="http://schemas.microsoft.com/office/word/2020/wordml/sdtdatahash" xmlns:w16sdtfl="http://schemas.microsoft.com/office/word/2024/wordml/sdtformatlock" xmlns:w16se="http://schemas.microsoft.com/office/word/2015/wordml/symex" mc:Ignorable="w14 w15 w16se w16cid w16 w16cex w16sdtdh w16sdtfl w16du">
   <w:docDefaults>
     <w:rPrDefault>
       <w:rPr>
@@ -1254,7 +1297,7 @@
     <w:link w:val="TitleChar"/>
     <w:uiPriority w:val="10"/>
     <w:qFormat/>
-    <w:rsid w:val="007106C8"/>
+    <w:rsid w:val="00E854FA"/>
     <w:pPr>
       <w:spacing w:after="300" w:line="240" w:lineRule="auto"/>
       <w:contextualSpacing/>
@@ -1264,7 +1307,7 @@
       <w:rFonts w:eastAsiaTheme="majorEastAsia" w:cstheme="majorBidi"/>
       <w:spacing w:val="5"/>
       <w:kern w:val="28"/>
-      <w:sz w:val="52"/>
+      <w:sz w:val="40"/>
       <w:szCs w:val="52"/>
       <w:lang w:val="sv-SE" w:eastAsia="en-US" w:bidi="ar-SA"/>
     </w:rPr>
@@ -1274,12 +1317,12 @@
     <w:basedOn w:val="DefaultParagraphFont"/>
     <w:link w:val="Title"/>
     <w:uiPriority w:val="10"/>
-    <w:rsid w:val="007106C8"/>
+    <w:rsid w:val="00E854FA"/>
     <w:rPr>
       <w:rFonts w:ascii="Times New Roman" w:eastAsiaTheme="majorEastAsia" w:hAnsi="Times New Roman" w:cstheme="majorBidi"/>
       <w:spacing w:val="5"/>
       <w:kern w:val="28"/>
-      <w:sz w:val="52"/>
+      <w:sz w:val="40"/>
       <w:szCs w:val="52"/>
       <w:lang w:val="sv-SE" w:eastAsia="en-US" w:bidi="ar-SA"/>
     </w:rPr>

--- a/tillsyn/Alingsås tillsynsbegäran.docx
+++ b/tillsyn/Alingsås tillsynsbegäran.docx
@@ -12,7 +12,7 @@
     </w:p>
     <w:p>
       <w:r>
-        <w:t>Denna tillsynsbegäran behandlar höga naturvärden i avverkningsanmälan Alingsås i Bjurholms kommun som inkom 2026-07-12 och omfattar 129,9 ha.</w:t>
+        <w:t>Denna tillsynsbegäran behandlar höga naturvärden i avverkningsanmälan Alingsås i Bjurholms kommun som inkom 2026-07-13 och omfattar 129,9 ha.</w:t>
       </w:r>
     </w:p>
     <w:p>
@@ -323,7 +323,7 @@
     <w:r>
       <w:tab/>
       <w:tab/>
-      <w:t>2026-07-12</w:t>
+      <w:t>2026-07-13</w:t>
       <w:br/>
       <w:br/>
     </w:r>

--- a/tillsyn/Alingsås tillsynsbegäran.docx
+++ b/tillsyn/Alingsås tillsynsbegäran.docx
@@ -12,7 +12,7 @@
     </w:p>
     <w:p>
       <w:r>
-        <w:t>Denna tillsynsbegäran behandlar höga naturvärden i avverkningsanmälan Alingsås i Bjurholms kommun som inkom 2026-07-13 och omfattar 129,9 ha.</w:t>
+        <w:t>Denna tillsynsbegäran behandlar höga naturvärden i avverkningsanmälan Alingsås i Bjurholms kommun som inkom 2026-07-14 och omfattar 129,9 ha.</w:t>
       </w:r>
     </w:p>
     <w:p>
@@ -323,7 +323,7 @@
     <w:r>
       <w:tab/>
       <w:tab/>
-      <w:t>2026-07-13</w:t>
+      <w:t>2026-07-14</w:t>
       <w:br/>
       <w:br/>
     </w:r>

--- a/tillsyn/Alingsås tillsynsbegäran.docx
+++ b/tillsyn/Alingsås tillsynsbegäran.docx
@@ -12,7 +12,7 @@
     </w:p>
     <w:p>
       <w:r>
-        <w:t>Denna tillsynsbegäran behandlar höga naturvärden i avverkningsanmälan Alingsås i Bjurholms kommun som inkom 2026-07-14 och omfattar 129,9 ha.</w:t>
+        <w:t>Denna tillsynsbegäran behandlar höga naturvärden i avverkningsanmälan Alingsås i Bjurholms kommun som inkom 2026-07-15 och omfattar 129,9 ha.</w:t>
       </w:r>
     </w:p>
     <w:p>
@@ -323,7 +323,7 @@
     <w:r>
       <w:tab/>
       <w:tab/>
-      <w:t>2026-07-14</w:t>
+      <w:t>2026-07-15</w:t>
       <w:br/>
       <w:br/>
     </w:r>

--- a/tillsyn/Alingsås tillsynsbegäran.docx
+++ b/tillsyn/Alingsås tillsynsbegäran.docx
@@ -12,7 +12,7 @@
     </w:p>
     <w:p>
       <w:r>
-        <w:t>Denna tillsynsbegäran behandlar höga naturvärden i avverkningsanmälan Alingsås i Bjurholms kommun som inkom 2026-07-15 och omfattar 129,9 ha.</w:t>
+        <w:t>Denna tillsynsbegäran behandlar höga naturvärden i avverkningsanmälan Alingsås i Bjurholms kommun som inkom 2026-07-16 och omfattar 129,9 ha.</w:t>
       </w:r>
     </w:p>
     <w:p>
@@ -323,7 +323,7 @@
     <w:r>
       <w:tab/>
       <w:tab/>
-      <w:t>2026-07-15</w:t>
+      <w:t>2026-07-16</w:t>
       <w:br/>
       <w:br/>
     </w:r>

--- a/tillsyn/Alingsås tillsynsbegäran.docx
+++ b/tillsyn/Alingsås tillsynsbegäran.docx
@@ -323,7 +323,7 @@
     <w:r>
       <w:tab/>
       <w:tab/>
-      <w:t>2026-07-16</w:t>
+      <w:t>2026-07-17</w:t>
       <w:br/>
       <w:br/>
     </w:r>

--- a/tillsyn/Alingsås tillsynsbegäran.docx
+++ b/tillsyn/Alingsås tillsynsbegäran.docx
@@ -12,7 +12,7 @@
     </w:p>
     <w:p>
       <w:r>
-        <w:t>Denna tillsynsbegäran behandlar höga naturvärden i avverkningsanmälan Alingsås i Bjurholms kommun som inkom 2026-07-16 och omfattar 129,9 ha.</w:t>
+        <w:t>Denna tillsynsbegäran behandlar höga naturvärden i avverkningsanmälan Alingsås i Bjurholms kommun som inkom 2026-07-17 och omfattar 129,9 ha.</w:t>
       </w:r>
     </w:p>
     <w:p>

--- a/tillsyn/Alingsås tillsynsbegäran.docx
+++ b/tillsyn/Alingsås tillsynsbegäran.docx
@@ -323,7 +323,7 @@
     <w:r>
       <w:tab/>
       <w:tab/>
-      <w:t>2026-07-17</w:t>
+      <w:t>2026-07-18</w:t>
       <w:br/>
       <w:br/>
     </w:r>

--- a/tillsyn/Alingsås tillsynsbegäran.docx
+++ b/tillsyn/Alingsås tillsynsbegäran.docx
@@ -12,7 +12,7 @@
     </w:p>
     <w:p>
       <w:r>
-        <w:t>Denna tillsynsbegäran behandlar höga naturvärden i avverkningsanmälan Alingsås i Bjurholms kommun som inkom 2026-07-17 och omfattar 129,9 ha.</w:t>
+        <w:t>Denna tillsynsbegäran behandlar höga naturvärden i avverkningsanmälan Alingsås i Bjurholms kommun som inkom 2026-07-18 och omfattar 129,9 ha.</w:t>
       </w:r>
     </w:p>
     <w:p>

--- a/tillsyn/Alingsås tillsynsbegäran.docx
+++ b/tillsyn/Alingsås tillsynsbegäran.docx
@@ -12,7 +12,7 @@
     </w:p>
     <w:p>
       <w:r>
-        <w:t>Denna tillsynsbegäran behandlar höga naturvärden i avverkningsanmälan Alingsås i Bjurholms kommun som inkom 2026-07-18 och omfattar 129,9 ha.</w:t>
+        <w:t>Denna tillsynsbegäran behandlar höga naturvärden i avverkningsanmälan Alingsås i Bjurholms kommun som inkom 2026-07-19 och omfattar 129,9 ha.</w:t>
       </w:r>
     </w:p>
     <w:p>
@@ -323,7 +323,7 @@
     <w:r>
       <w:tab/>
       <w:tab/>
-      <w:t>2026-07-18</w:t>
+      <w:t>2026-07-19</w:t>
       <w:br/>
       <w:br/>
     </w:r>

--- a/tillsyn/Alingsås tillsynsbegäran.docx
+++ b/tillsyn/Alingsås tillsynsbegäran.docx
@@ -323,7 +323,7 @@
     <w:r>
       <w:tab/>
       <w:tab/>
-      <w:t>2026-07-19</w:t>
+      <w:t>2026-07-20</w:t>
       <w:br/>
       <w:br/>
     </w:r>

--- a/tillsyn/Alingsås tillsynsbegäran.docx
+++ b/tillsyn/Alingsås tillsynsbegäran.docx
@@ -12,7 +12,7 @@
     </w:p>
     <w:p>
       <w:r>
-        <w:t>Denna tillsynsbegäran behandlar höga naturvärden i avverkningsanmälan Alingsås i Bjurholms kommun som inkom 2026-07-19 och omfattar 129,9 ha.</w:t>
+        <w:t>Denna tillsynsbegäran behandlar höga naturvärden i avverkningsanmälan Alingsås i Bjurholms kommun som inkom 2026-07-20 och omfattar 129,9 ha.</w:t>
       </w:r>
     </w:p>
     <w:p>
